--- a/exports/donut.docx
+++ b/exports/donut.docx
@@ -32,18 +32,34 @@
           <w:b/>
           <w:bCs/>
         </w:rPr>
-        <w:t xml:space="preserve">Overlap</w:t>
-      </w:r>
-      <w:r>
-        <w:t xml:space="preserve">.
-</w:t>
-      </w:r>
+        <w:t xml:space="preserve">1. Overlap</w:t>
+      </w:r>
+      <w:r>
+        <w:t xml:space="preserve">. The overlap between high crown fire probability and feasible mechanical treatment is low. For instance in the four county Central Sierra, these areas only overlap by 8%. While that’s not great for mitigating fire, it could just mean that the most vulnerable areas aren’t accessible for mechanical thinning and restoration efforts should be directed to easy to access places that prevent fire from running to higher probability areas.</w:t>
+      </w:r>
+    </w:p>
+    <w:p>
       <w:r>
         <w:rPr>
           <w:b/>
           <w:bCs/>
         </w:rPr>
-        <w:t xml:space="preserve">Resilience</w:t>
+        <w:t xml:space="preserve">2. Resilience</w:t>
+      </w:r>
+      <w:r>
+        <w:t xml:space="preserve">. It’s unclear whether or not the donut hole areas are more resilient, haven’t burned due to biotic or abiotic factors, but they do point to places where a large fire may yet occur and therefore need some attention.</w:t>
+      </w:r>
+    </w:p>
+    <w:p>
+      <w:r>
+        <w:rPr>
+          <w:b/>
+          <w:bCs/>
+        </w:rPr>
+        <w:t xml:space="preserve">3. Priotization</w:t>
+      </w:r>
+      <w:r>
+        <w:t xml:space="preserve">. Using crown fire probability and recent fire history may help prioritize where future mechanical thinning and prescribed fire forest health projects could be prioritized.</w:t>
       </w:r>
     </w:p>
     <w:p>
@@ -59,17 +75,23 @@
         <w:pStyle w:val="IntenseQuote"/>
       </w:pPr>
       <w:r>
-        <w:t xml:space="preserve">“Wildfire season is fast approaching, and with low snowpack, dry conditions, and soaring temperatures across the U.S., experts are warning that 2026 may be one of the worst on record. Combine those extreme conditions with massive restructuring at the U.S. Forest Service (USFS), and the result is a powder keg for federal wildland firefighters.” </w:t>
-      </w:r>
-      <w:r>
-        <w:t xml:space="preserve">Clarke (2026)</w:t>
+        <w:t xml:space="preserve">"Nevada County [is] the next [big fire]. Everybody in wildland fire knows it. The ingress, egress, how many trees are in that area. I don’t want to be there...I know people are going to die in that area. Bill Jacks </w:t>
+      </w:r>
+      <w:r>
+        <w:t xml:space="preserve">(</w:t>
+      </w:r>
+      <w:r>
+        <w:t xml:space="preserve">WRCNC, 2026</w:t>
+      </w:r>
+      <w:r>
+        <w:t xml:space="preserve">)</w:t>
       </w:r>
     </w:p>
     <w:p>
       <w:r>
         <w:t xml:space="preserve">This is the 2nd of two articles examining vulnerability and resilience across California firescapes. The first </w:t>
       </w:r>
-      <w:hyperlink w:history="1" r:id="rIdceo-hlli-hgoulvmd3doq">
+      <w:hyperlink w:history="1" r:id="rId0hcykkdorjm1hycj76k4o">
         <w:r>
           <w:rPr>
             <w:rStyle w:val="Hyperlink"/>
@@ -178,7 +200,7 @@
         <w:pStyle w:val="Heading3"/>
       </w:pPr>
       <w:r>
-        <w:t xml:space="preserve">Biomass and wood pathways</w:t>
+        <w:t xml:space="preserve">Biomass and fire</w:t>
       </w:r>
     </w:p>
     <w:p>
@@ -207,7 +229,7 @@
         <w:t xml:space="preserve">)</w:t>
       </w:r>
       <w:r>
-        <w:t xml:space="preserve"> where the treatment feasibility is &lt;35% slopes and within 1000’ (~300m) of existing roads </w:t>
+        <w:t xml:space="preserve"> where the treatment feasibility is &lt;35% slopes and within 1000’ (just over 300m) of existing roads </w:t>
       </w:r>
       <w:r>
         <w:t xml:space="preserve">Figure </w:t>
@@ -293,12 +315,288 @@
         <w:t xml:space="preserve"> </w:t>
       </w:r>
       <w:r>
-        <w:t xml:space="preserve">Crown fire probability vs. mechanical treatment feasibility (&lt;35% slopes and within 1000’,~300m, of existing roads&gt;). The calculated overlap between the two datasets is 8%.</w:t>
-      </w:r>
-    </w:p>
-    <w:p>
-      <w:r>
-        <w:t xml:space="preserve">Interestingly, most of the treatment feasibility did not overlap with crown fire probability—only 8%—possibly because areas of higher probability may exist on steeper, more remote slopes. Although this is alarming from a wildfire mitigation treatment perspective, e.g., inability to treat the most vulnerable areas, it could be that these areas lack of accessibility may make them less prone to human induced ignitions.</w:t>
+        <w:t xml:space="preserve">Crown fire probability vs. mechanical treatment feasibility (&lt;35% slopes and within 1000’,just over 300m, of existing roads&gt;). The calculated overlap between the two datasets is 8%.</w:t>
+      </w:r>
+    </w:p>
+    <w:p>
+      <w:r>
+        <w:t xml:space="preserve">Interestingly, only 8% of the treatment feasibility overlapped with crown fire probability. This is likely because the most vulnerable areas, those with the highest probability of crown fire, may exist on steeper, more remote slopes making them difficult to access for mechanical treatment. Although this is alarming from a mechanical treatment perspective, it could be that these areas’ lack of accessibility may make them less prone to human-induced ignitions.</w:t>
+      </w:r>
+    </w:p>
+    <w:p>
+      <w:pPr>
+        <w:pStyle w:val="Heading3"/>
+      </w:pPr>
+      <w:r>
+        <w:t xml:space="preserve">Inter-agency Tracking System</w:t>
+      </w:r>
+    </w:p>
+    <w:p>
+      <w:r>
+        <w:t xml:space="preserve">On the other hand, if we examine treatments recorded in the Interagency Tracking System treatment tracker there is overlap between treatments and areas of high probability (</w:t>
+      </w:r>
+      <w:r>
+        <w:t xml:space="preserve">Figure </w:t>
+      </w:r>
+      <w:r>
+        <w:t xml:space="preserve">2</w:t>
+      </w:r>
+      <w:r>
+        <w:t xml:space="preserve">). Keep in mind that the polygons are large (10,000 ac) and the probabilities represent the median for the entire polygon. As a result, even small treatments could make a big difference over those relatively large landscapes.</w:t>
+      </w:r>
+    </w:p>
+    <w:p>
+      <w:pPr>
+        <w:jc w:val="center"/>
+      </w:pPr>
+      <w:r>
+        <w:drawing>
+          <wp:inline distT="0" distB="0" distL="0" distR="0">
+            <wp:extent cx="4000500" cy="4000500"/>
+            <wp:effectExtent b="0" l="0" r="0" t="0"/>
+            <wp:docPr id="2" name="" descr="" title=""/>
+            <wp:cNvGraphicFramePr>
+              <a:graphicFrameLocks xmlns:a="http://schemas.openxmlformats.org/drawingml/2006/main" noChangeAspect="1"/>
+            </wp:cNvGraphicFramePr>
+            <a:graphic xmlns:a="http://schemas.openxmlformats.org/drawingml/2006/main">
+              <a:graphicData uri="http://schemas.openxmlformats.org/drawingml/2006/picture">
+                <pic:pic xmlns:pic="http://schemas.openxmlformats.org/drawingml/2006/picture">
+                  <pic:nvPicPr>
+                    <pic:cNvPr id="0" name="" descr=""/>
+                    <pic:cNvPicPr>
+                      <a:picLocks noChangeAspect="1" noChangeArrowheads="1"/>
+                    </pic:cNvPicPr>
+                  </pic:nvPicPr>
+                  <pic:blipFill>
+                    <a:blip r:embed="rId8" cstate="none"/>
+                    <a:srcRect/>
+                    <a:stretch>
+                      <a:fillRect/>
+                    </a:stretch>
+                  </pic:blipFill>
+                  <pic:spPr bwMode="auto">
+                    <a:xfrm>
+                      <a:off x="0" y="0"/>
+                      <a:ext cx="4000500" cy="4000500"/>
+                    </a:xfrm>
+                    <a:prstGeom prst="rect">
+                      <a:avLst/>
+                    </a:prstGeom>
+                  </pic:spPr>
+                </pic:pic>
+              </a:graphicData>
+            </a:graphic>
+          </wp:inline>
+        </w:drawing>
+      </w:r>
+    </w:p>
+    <w:p>
+      <w:pPr>
+        <w:pStyle w:val="Caption"/>
+      </w:pPr>
+      <w:r>
+        <w:rPr>
+          <w:b/>
+          <w:bCs/>
+        </w:rPr>
+        <w:t xml:space="preserve">Figure </w:t>
+      </w:r>
+      <w:r>
+        <w:rPr>
+          <w:b/>
+          <w:bCs/>
+        </w:rPr>
+        <w:t xml:space="preserve">2</w:t>
+      </w:r>
+      <w:r>
+        <w:rPr>
+          <w:b/>
+          <w:bCs/>
+        </w:rPr>
+        <w:t xml:space="preserve">:</w:t>
+      </w:r>
+      <w:r>
+        <w:t xml:space="preserve"> </w:t>
+      </w:r>
+      <w:r>
+        <w:t xml:space="preserve">Interagency Tracking System treatments compared to crown fire probability. There are more treatments in the Central Sierra high probability areas vs. the donut in the Cascades. In fact, the high probability region in northeast Shasta County does not have many treatments.</w:t>
+      </w:r>
+    </w:p>
+    <w:p>
+      <w:r>
+        <w:t xml:space="preserve">Examining this quantitatively, it’s clear that the treatments in Shasta/Trinity Counties (</w:t>
+      </w:r>
+      <w:r>
+        <w:t xml:space="preserve">Figure </w:t>
+      </w:r>
+      <w:r>
+        <w:t xml:space="preserve">3</w:t>
+      </w:r>
+      <w:r>
+        <w:t xml:space="preserve">) are not as focused on high probability acres as the Sierra Counties (</w:t>
+      </w:r>
+      <w:r>
+        <w:t xml:space="preserve">Figure </w:t>
+      </w:r>
+      <w:r>
+        <w:t xml:space="preserve">4</w:t>
+      </w:r>
+      <w:r>
+        <w:t xml:space="preserve">).</w:t>
+      </w:r>
+    </w:p>
+    <w:p>
+      <w:pPr>
+        <w:jc w:val="center"/>
+      </w:pPr>
+      <w:r>
+        <w:drawing>
+          <wp:inline distT="0" distB="0" distL="0" distR="0">
+            <wp:extent cx="4000500" cy="2400300"/>
+            <wp:effectExtent b="0" l="0" r="0" t="0"/>
+            <wp:docPr id="3" name="" descr="" title=""/>
+            <wp:cNvGraphicFramePr>
+              <a:graphicFrameLocks xmlns:a="http://schemas.openxmlformats.org/drawingml/2006/main" noChangeAspect="1"/>
+            </wp:cNvGraphicFramePr>
+            <a:graphic xmlns:a="http://schemas.openxmlformats.org/drawingml/2006/main">
+              <a:graphicData uri="http://schemas.openxmlformats.org/drawingml/2006/picture">
+                <pic:pic xmlns:pic="http://schemas.openxmlformats.org/drawingml/2006/picture">
+                  <pic:nvPicPr>
+                    <pic:cNvPr id="0" name="" descr=""/>
+                    <pic:cNvPicPr>
+                      <a:picLocks noChangeAspect="1" noChangeArrowheads="1"/>
+                    </pic:cNvPicPr>
+                  </pic:nvPicPr>
+                  <pic:blipFill>
+                    <a:blip r:embed="rId9" cstate="none"/>
+                    <a:srcRect/>
+                    <a:stretch>
+                      <a:fillRect/>
+                    </a:stretch>
+                  </pic:blipFill>
+                  <pic:spPr bwMode="auto">
+                    <a:xfrm>
+                      <a:off x="0" y="0"/>
+                      <a:ext cx="4000500" cy="2400300"/>
+                    </a:xfrm>
+                    <a:prstGeom prst="rect">
+                      <a:avLst/>
+                    </a:prstGeom>
+                  </pic:spPr>
+                </pic:pic>
+              </a:graphicData>
+            </a:graphic>
+          </wp:inline>
+        </w:drawing>
+      </w:r>
+    </w:p>
+    <w:p>
+      <w:pPr>
+        <w:pStyle w:val="Caption"/>
+      </w:pPr>
+      <w:r>
+        <w:rPr>
+          <w:b/>
+          <w:bCs/>
+        </w:rPr>
+        <w:t xml:space="preserve">Figure </w:t>
+      </w:r>
+      <w:r>
+        <w:rPr>
+          <w:b/>
+          <w:bCs/>
+        </w:rPr>
+        <w:t xml:space="preserve">3</w:t>
+      </w:r>
+      <w:r>
+        <w:rPr>
+          <w:b/>
+          <w:bCs/>
+        </w:rPr>
+        <w:t xml:space="preserve">:</w:t>
+      </w:r>
+      <w:r>
+        <w:t xml:space="preserve"> </w:t>
+      </w:r>
+      <w:r>
+        <w:t xml:space="preserve">Crown fire probablity vs. percent area treated in Shasta and Trinity Counties. Low 60%, Medium 32%, High 8%.</w:t>
+      </w:r>
+    </w:p>
+    <w:p>
+      <w:pPr>
+        <w:jc w:val="center"/>
+      </w:pPr>
+      <w:r>
+        <w:drawing>
+          <wp:inline distT="0" distB="0" distL="0" distR="0">
+            <wp:extent cx="4000500" cy="2400300"/>
+            <wp:effectExtent b="0" l="0" r="0" t="0"/>
+            <wp:docPr id="4" name="" descr="" title=""/>
+            <wp:cNvGraphicFramePr>
+              <a:graphicFrameLocks xmlns:a="http://schemas.openxmlformats.org/drawingml/2006/main" noChangeAspect="1"/>
+            </wp:cNvGraphicFramePr>
+            <a:graphic xmlns:a="http://schemas.openxmlformats.org/drawingml/2006/main">
+              <a:graphicData uri="http://schemas.openxmlformats.org/drawingml/2006/picture">
+                <pic:pic xmlns:pic="http://schemas.openxmlformats.org/drawingml/2006/picture">
+                  <pic:nvPicPr>
+                    <pic:cNvPr id="0" name="" descr=""/>
+                    <pic:cNvPicPr>
+                      <a:picLocks noChangeAspect="1" noChangeArrowheads="1"/>
+                    </pic:cNvPicPr>
+                  </pic:nvPicPr>
+                  <pic:blipFill>
+                    <a:blip r:embed="rId10" cstate="none"/>
+                    <a:srcRect/>
+                    <a:stretch>
+                      <a:fillRect/>
+                    </a:stretch>
+                  </pic:blipFill>
+                  <pic:spPr bwMode="auto">
+                    <a:xfrm>
+                      <a:off x="0" y="0"/>
+                      <a:ext cx="4000500" cy="2400300"/>
+                    </a:xfrm>
+                    <a:prstGeom prst="rect">
+                      <a:avLst/>
+                    </a:prstGeom>
+                  </pic:spPr>
+                </pic:pic>
+              </a:graphicData>
+            </a:graphic>
+          </wp:inline>
+        </w:drawing>
+      </w:r>
+    </w:p>
+    <w:p>
+      <w:pPr>
+        <w:pStyle w:val="Caption"/>
+      </w:pPr>
+      <w:r>
+        <w:rPr>
+          <w:b/>
+          <w:bCs/>
+        </w:rPr>
+        <w:t xml:space="preserve">Figure </w:t>
+      </w:r>
+      <w:r>
+        <w:rPr>
+          <w:b/>
+          <w:bCs/>
+        </w:rPr>
+        <w:t xml:space="preserve">4</w:t>
+      </w:r>
+      <w:r>
+        <w:rPr>
+          <w:b/>
+          <w:bCs/>
+        </w:rPr>
+        <w:t xml:space="preserve">:</w:t>
+      </w:r>
+      <w:r>
+        <w:t xml:space="preserve"> </w:t>
+      </w:r>
+      <w:r>
+        <w:t xml:space="preserve">Crown fire probablity vs. percent area treated in Central Sierra Counties. Low 18%, Medium 54%, High 28%.</w:t>
       </w:r>
     </w:p>
     <w:p>
@@ -341,17 +639,12 @@
         <w:pStyle w:val="Heading2"/>
       </w:pPr>
       <w:r>
-        <w:t xml:space="preserve">Conclusions &amp; next steps</w:t>
-      </w:r>
-    </w:p>
-    <w:p>
-      <w:r>
-        <w:t xml:space="preserve">One potentially useful next step might be looking at overlap between crown-fire probability, ownership patterns, and feasible treatment/utilization infrastructure, essentially where restoration could realistically scale fast enough to matter.</w:t>
-      </w:r>
-    </w:p>
-    <w:p>
-      <w:r>
-        <w:t xml:space="preserve">The really important systems story may actually be climate stress combined with accumulated fuels and institutional weakening at the same time. That triad is what makes this moment different.</w:t>
+        <w:t xml:space="preserve">Conclusion</w:t>
+      </w:r>
+    </w:p>
+    <w:p>
+      <w:r>
+        <w:t xml:space="preserve">Donut hole patterns provide a practical way to pinpoint where wildfire intervention is most needed. In the Central Sierra, only 8% of high crown fire probability overlaps with areas that can be treated mechanically. The locations most at risk for severe fire are often the hardest to access. Still, strategic prioritization is essential. The Central Sierra devotes 28% of its treatment efforts to high-probability areas, while Shasta and Trinity Counties focus only 8% there. Research from the Mokelumne Watershed indicates that treating about 30% of a landscape in strategically connected patterns can influence fire behavior over a much larger area. This concept is similar to herd immunity and does not require every acre to be treated. A useful next step is to look at the overlap between crown fire probability, land ownership patterns, and treatment infrastructure. This analysis can help identify where restoration can realistically scale quickly enough to be effective. Ultimately, the most significant systems issue may be the combination of climate stress, accumulated fuels, and institutional weakening occurring simultaneously. This triad sets this moment apart from previous fire eras and calls for not only better spatial targeting but also ongoing investment in cross-boundary coordination and cultural burning practices.</w:t>
       </w:r>
     </w:p>
     <w:p>
@@ -376,7 +669,7 @@
       <w:r>
         <w:t xml:space="preserve">. </w:t>
       </w:r>
-      <w:hyperlink w:history="1" r:id="rIdofbc1kiqcokk_zl4jissk">
+      <w:hyperlink w:history="1" r:id="rIdiq8yaivilae1xlcshupa1">
         <w:r>
           <w:rPr>
             <w:rStyle w:val="Hyperlink"/>
@@ -387,42 +680,19 @@
     </w:p>
     <w:p>
       <w:r>
-        <w:t xml:space="preserve">Clarke, O. (2026). </w:t>
+        <w:t xml:space="preserve">Davis, N., Badger, J., Hahman, A., Hansen, B., Mortensen, G., Kelly, M., Larsen, X., Olsen, B., Floors, R., &amp; others. (2023). </w:t>
       </w:r>
       <w:r>
         <w:rPr>
           <w:i/>
           <w:iCs/>
         </w:rPr>
-        <w:t xml:space="preserve">Why 2026 could be one of the worst wildfire seasons in recent U.S. history</w:t>
+        <w:t xml:space="preserve">The Global Wind Atlas: A high-resolution dataset of climatologies and associated web-based application</w:t>
       </w:r>
       <w:r>
         <w:t xml:space="preserve">. </w:t>
       </w:r>
-      <w:hyperlink w:history="1" r:id="rIdlgiecxhy1t3vmelv3brib">
-        <w:r>
-          <w:rPr>
-            <w:rStyle w:val="Hyperlink"/>
-          </w:rPr>
-          <w:t xml:space="preserve">https://www.outsideonline.com/outdoor-adventure/environment/outdoor-adventure-environment-2026-wildfire-season-forecast-usfs-restructuring/?scope=initial</w:t>
-        </w:r>
-      </w:hyperlink>
-    </w:p>
-    <w:p>
-      <w:r>
-        <w:t xml:space="preserve">Davis, N., Badger, J., Hahman, A., Hansen, B., Mortensen, G., Kelly, M., Larsen, X., Olsen, B., Floors, R., &amp; others. (2023). </w:t>
-      </w:r>
-      <w:r>
-        <w:rPr>
-          <w:i/>
-          <w:iCs/>
-        </w:rPr>
-        <w:t xml:space="preserve">The Global Wind Atlas: A high-resolution dataset of climatologies and associated web-based application</w:t>
-      </w:r>
-      <w:r>
-        <w:t xml:space="preserve">. </w:t>
-      </w:r>
-      <w:hyperlink w:history="1" r:id="rIdwietbzd22-vbfvglrp_4i">
+      <w:hyperlink w:history="1" r:id="rIdv28t3jfsbppe8uy3ztit0">
         <w:r>
           <w:rPr>
             <w:rStyle w:val="Hyperlink"/>
@@ -445,7 +715,7 @@
       <w:r>
         <w:t xml:space="preserve">. </w:t>
       </w:r>
-      <w:hyperlink w:history="1" r:id="rIdiz89iq70lk_y8wt4cu3go">
+      <w:hyperlink w:history="1" r:id="rIdolzwqqiz7nxzsxptengck">
         <w:r>
           <w:rPr>
             <w:rStyle w:val="Hyperlink"/>
@@ -468,7 +738,7 @@
       <w:r>
         <w:t xml:space="preserve">. Tukman Geospatial. </w:t>
       </w:r>
-      <w:hyperlink w:history="1" r:id="rIdxmdo2u6iigrsqwwjno456">
+      <w:hyperlink w:history="1" r:id="rIdevoj3rg6ppwvwclgays6e">
         <w:r>
           <w:rPr>
             <w:rStyle w:val="Hyperlink"/>
@@ -491,12 +761,35 @@
       <w:r>
         <w:t xml:space="preserve">. </w:t>
       </w:r>
-      <w:hyperlink w:history="1" r:id="rIdprwjv13_o2x8j_stvzaxe">
+      <w:hyperlink w:history="1" r:id="rIdmnn3obumycob7j8knkgl9">
         <w:r>
           <w:rPr>
             <w:rStyle w:val="Hyperlink"/>
           </w:rPr>
           <w:t xml:space="preserve">https://gisday23.maps.arcgis.com/home/item.html?id=e6b29bd66c6a4214b11aaff5af5cd6c9</w:t>
+        </w:r>
+      </w:hyperlink>
+    </w:p>
+    <w:p>
+      <w:r>
+        <w:t xml:space="preserve">WRCNC. (2026). </w:t>
+      </w:r>
+      <w:r>
+        <w:rPr>
+          <w:i/>
+          <w:iCs/>
+        </w:rPr>
+        <w:t xml:space="preserve">Standing Dead: Overstocked, Overgrown, Overdue</w:t>
+      </w:r>
+      <w:r>
+        <w:t xml:space="preserve">. Wildfire Ready Coalition of Nevada County &amp; Riparian Studios. </w:t>
+      </w:r>
+      <w:hyperlink w:history="1" r:id="rIdkabk7xbwacbvwukoch8in">
+        <w:r>
+          <w:rPr>
+            <w:rStyle w:val="Hyperlink"/>
+          </w:rPr>
+          <w:t xml:space="preserve">https://www.youtube.com/watch?app=desktop&amp;v=ri5NJbvwiwo</w:t>
         </w:r>
       </w:hyperlink>
     </w:p>
@@ -530,7 +823,7 @@
         <wp:inline distT="0" distB="0" distL="0" distR="0">
           <wp:extent cx="608542" cy="105833"/>
           <wp:effectExtent b="0" l="0" r="0" t="0"/>
-          <wp:docPr id="2" name="" descr="" title=""/>
+          <wp:docPr id="5" name="" descr="" title=""/>
           <wp:cNvGraphicFramePr>
             <a:graphicFrameLocks xmlns:a="http://schemas.openxmlformats.org/drawingml/2006/main" noChangeAspect="1"/>
           </wp:cNvGraphicFramePr>
@@ -608,7 +901,7 @@
 
 <file path=word/numbering.xml><?xml version="1.0" encoding="utf-8"?>
 <w:numbering xmlns:wpc="http://schemas.microsoft.com/office/word/2010/wordprocessingCanvas" xmlns:mc="http://schemas.openxmlformats.org/markup-compatibility/2006" xmlns:o="urn:schemas-microsoft-com:office:office" xmlns:r="http://schemas.openxmlformats.org/officeDocument/2006/relationships" xmlns:m="http://schemas.openxmlformats.org/officeDocument/2006/math" xmlns:v="urn:schemas-microsoft-com:vml" xmlns:wp14="http://schemas.microsoft.com/office/word/2010/wordprocessingDrawing" xmlns:wp="http://schemas.openxmlformats.org/drawingml/2006/wordprocessingDrawing" xmlns:w10="urn:schemas-microsoft-com:office:word" xmlns:w="http://schemas.openxmlformats.org/wordprocessingml/2006/main" xmlns:w14="http://schemas.microsoft.com/office/word/2010/wordml" xmlns:w15="http://schemas.microsoft.com/office/word/2012/wordml" xmlns:wpg="http://schemas.microsoft.com/office/word/2010/wordprocessingGroup" xmlns:wpi="http://schemas.microsoft.com/office/word/2010/wordprocessingInk" xmlns:wne="http://schemas.microsoft.com/office/word/2006/wordml" xmlns:wps="http://schemas.microsoft.com/office/word/2010/wordprocessingShape" mc:Ignorable="w14 w15 wp14">
-  <w:abstractNum w:abstractNumId="3" w15:restartNumberingAfterBreak="0">
+  <w:abstractNum w:abstractNumId="6" w15:restartNumberingAfterBreak="0">
     <w:multiLevelType w:val="hybridMultilevel"/>
     <w:lvl w:ilvl="0" w15:tentative="1">
       <w:start w:val="1"/>
@@ -693,7 +986,7 @@
     </w:lvl>
   </w:abstractNum>
   <w:num w:numId="1">
-    <w:abstractNumId w:val="3"/>
+    <w:abstractNumId w:val="6"/>
     <w:lvlOverride w:ilvl="0">
       <w:startOverride w:val="1"/>
     </w:lvlOverride>
